--- a/rus/docx/004.content.docx
+++ b/rus/docx/004.content.docx
@@ -150,26 +150,6 @@
           <w:lang w:val="ru_RU" w:bidi="ru_RU"/>
         </w:rPr>
         <w:t>Г</w:t>
-      </w:r>
-      <w:r>
-        <w:rPr>
-          <w:lang w:val="ru_RU" w:bidi="ru_RU"/>
-        </w:rPr>
-      </w:r>
-    </w:p>
-    <w:p>
-      <w:pPr/>
-      <w:r>
-        <w:rPr>
-          <w:lang w:val="ru_RU" w:bidi="ru_RU"/>
-        </w:rPr>
-      </w:r>
-      <w:r>
-        <w:rPr>
-          <w:i/>
-          <w:lang w:val="ru_RU" w:bidi="ru_RU"/>
-        </w:rPr>
-        <w:t>Гнев, Гостеприимство, Греческий Язык</w:t>
       </w:r>
       <w:r>
         <w:rPr>

--- a/rus/docx/004.content.docx
+++ b/rus/docx/004.content.docx
@@ -19,7 +19,7 @@
         <w:rPr>
           <w:lang w:val="ru_RU" w:bidi="ru_RU"/>
         </w:rPr>
-        <w:t>Resource: Библейский словарь (Тиндейл)</w:t>
+        <w:t>Resource: Tyndale Open Bible Dictionary</w:t>
       </w:r>
       <w:r>
         <w:rPr>
@@ -112,7 +112,7 @@
         <w:rPr>
           <w:lang w:val="ru_RU" w:bidi="ru_RU"/>
         </w:rPr>
-        <w:t>Библейский словарь (Тиндейл)</w:t>
+        <w:t>Tyndale Open Bible Dictionary</w:t>
       </w:r>
     </w:p>
     <w:p>

--- a/rus/docx/004.content.docx
+++ b/rus/docx/004.content.docx
@@ -19,7 +19,7 @@
         <w:rPr>
           <w:lang w:val="ru_RU" w:bidi="ru_RU"/>
         </w:rPr>
-        <w:t>Resource: Tyndale Open Bible Dictionary</w:t>
+        <w:t>Resource: Aquifer Open Bible Dictionary</w:t>
       </w:r>
       <w:r>
         <w:rPr>
@@ -112,7 +112,7 @@
         <w:rPr>
           <w:lang w:val="ru_RU" w:bidi="ru_RU"/>
         </w:rPr>
-        <w:t>Tyndale Open Bible Dictionary</w:t>
+        <w:t>Aquifer Open Bible Dictionary</w:t>
       </w:r>
     </w:p>
     <w:p>

--- a/rus/docx/004.content.docx
+++ b/rus/docx/004.content.docx
@@ -233,90 +233,60 @@
         </w:rPr>
         <w:t xml:space="preserve">Данное слово обычно используется в Библии для обозначения ярости, неистовства и негодования. В большинстве случаев гнев рассматривается как что-то неправильное. Например, в </w:t>
       </w:r>
-      <w:hyperlink r:id="rId13">
-        <w:r>
-          <w:rPr>
-            <w:lang w:val="ru_RU" w:bidi="ru_RU"/>
-          </w:rPr>
-          <w:rPr>
-            <w:color w:val="0000EE"/>
-            <w:u w:val="single"/>
-          </w:rPr>
-          <w:t>Псалме 36:8</w:t>
-        </w:r>
-      </w:hyperlink>
+      <w:r>
+        <w:rPr>
+          <w:lang w:val="ru_RU" w:bidi="ru_RU"/>
+        </w:rPr>
+        <w:t>Псалме 36:8</w:t>
+      </w:r>
       <w:r>
         <w:rPr>
           <w:lang w:val="ru_RU" w:bidi="ru_RU"/>
         </w:rPr>
         <w:t xml:space="preserve"> говорится: «Перестань гневаться! И оставь ярость!» Иисус уподобил гнев убийству, когда сказал: «Всякий, гневающийся на брата своего напрасно, подлежит суду!» (</w:t>
       </w:r>
-      <w:hyperlink r:id="rId14">
-        <w:r>
-          <w:rPr>
-            <w:lang w:val="ru_RU" w:bidi="ru_RU"/>
-          </w:rPr>
-          <w:rPr>
-            <w:color w:val="0000EE"/>
-            <w:u w:val="single"/>
-          </w:rPr>
-          <w:t>Мф. 5:22</w:t>
-        </w:r>
-      </w:hyperlink>
+      <w:r>
+        <w:rPr>
+          <w:lang w:val="ru_RU" w:bidi="ru_RU"/>
+        </w:rPr>
+        <w:t>Мф. 5:22</w:t>
+      </w:r>
       <w:r>
         <w:rPr>
           <w:lang w:val="ru_RU" w:bidi="ru_RU"/>
         </w:rPr>
         <w:t xml:space="preserve">), как если бы человек совершил настоящее убийство в своем наполненном гневом сердце. В </w:t>
       </w:r>
-      <w:hyperlink r:id="rId15">
-        <w:r>
-          <w:rPr>
-            <w:lang w:val="ru_RU" w:bidi="ru_RU"/>
-          </w:rPr>
-          <w:rPr>
-            <w:color w:val="0000EE"/>
-            <w:u w:val="single"/>
-          </w:rPr>
-          <w:t>Ефесянам 4:31</w:t>
-        </w:r>
-      </w:hyperlink>
+      <w:r>
+        <w:rPr>
+          <w:lang w:val="ru_RU" w:bidi="ru_RU"/>
+        </w:rPr>
+        <w:t>Ефесянам 4:31</w:t>
+      </w:r>
       <w:r>
         <w:rPr>
           <w:lang w:val="ru_RU" w:bidi="ru_RU"/>
         </w:rPr>
         <w:t xml:space="preserve"> и </w:t>
       </w:r>
-      <w:hyperlink r:id="rId16">
-        <w:r>
-          <w:rPr>
-            <w:lang w:val="ru_RU" w:bidi="ru_RU"/>
-          </w:rPr>
-          <w:rPr>
-            <w:color w:val="0000EE"/>
-            <w:u w:val="single"/>
-          </w:rPr>
-          <w:t>Колоссянам 3:8</w:t>
-        </w:r>
-      </w:hyperlink>
+      <w:r>
+        <w:rPr>
+          <w:lang w:val="ru_RU" w:bidi="ru_RU"/>
+        </w:rPr>
+        <w:t>Колоссянам 3:8</w:t>
+      </w:r>
       <w:r>
         <w:rPr>
           <w:lang w:val="ru_RU" w:bidi="ru_RU"/>
         </w:rPr>
         <w:t xml:space="preserve"> гнев, а также горечь, ярость, злоба, клевета - это качества, от которых христиане должны навсегда избавиться. При перечислении качеств, необходимых епископу или пастору церкви, апостол Павел говорил, что христианский лидер не должен быть гневливым, то есть легко раздражающимся (</w:t>
       </w:r>
-      <w:hyperlink r:id="rId17">
-        <w:r>
-          <w:rPr>
-            <w:lang w:val="ru_RU" w:bidi="ru_RU"/>
-          </w:rPr>
-          <w:rPr>
-            <w:color w:val="0000EE"/>
-            <w:u w:val="single"/>
-          </w:rPr>
-          <w:t>Тит. 1:7</w:t>
-        </w:r>
-      </w:hyperlink>
+      <w:r>
+        <w:rPr>
+          <w:lang w:val="ru_RU" w:bidi="ru_RU"/>
+        </w:rPr>
+        <w:t>Тит. 1:7</w:t>
+      </w:r>
       <w:r>
         <w:rPr>
           <w:lang w:val="ru_RU" w:bidi="ru_RU"/>
@@ -337,36 +307,24 @@
         </w:rPr>
         <w:t>Библия допускает тот факт, что люди могут впадать в гнев; в ней не осуждается гнев сам по себе, но то, что он часто появляется. У людей есть привычка позволять своему гневу брать верх над ними, что приводит ко греху. Вот почему апостол Павел сказал: «Гневаясь, не согрешайте» (</w:t>
       </w:r>
-      <w:hyperlink r:id="rId18">
-        <w:r>
-          <w:rPr>
-            <w:lang w:val="ru_RU" w:bidi="ru_RU"/>
-          </w:rPr>
-          <w:rPr>
-            <w:color w:val="0000EE"/>
-            <w:u w:val="single"/>
-          </w:rPr>
-          <w:t>Еф. 4:26</w:t>
-        </w:r>
-      </w:hyperlink>
+      <w:r>
+        <w:rPr>
+          <w:lang w:val="ru_RU" w:bidi="ru_RU"/>
+        </w:rPr>
+        <w:t>Еф. 4:26</w:t>
+      </w:r>
       <w:r>
         <w:rPr>
           <w:lang w:val="ru_RU" w:bidi="ru_RU"/>
         </w:rPr>
         <w:t xml:space="preserve">). Чем дольше человек позволяет гневу расти внутри себя, тем больше опасность, что внутри него разовьются греховные качества, давая сатане точку опоры (см. </w:t>
       </w:r>
-      <w:hyperlink r:id="rId19">
-        <w:r>
-          <w:rPr>
-            <w:lang w:val="ru_RU" w:bidi="ru_RU"/>
-          </w:rPr>
-          <w:rPr>
-            <w:color w:val="0000EE"/>
-            <w:u w:val="single"/>
-          </w:rPr>
-          <w:t>Еф. 4:27</w:t>
-        </w:r>
-      </w:hyperlink>
+      <w:r>
+        <w:rPr>
+          <w:lang w:val="ru_RU" w:bidi="ru_RU"/>
+        </w:rPr>
+        <w:t>Еф. 4:27</w:t>
+      </w:r>
       <w:r>
         <w:rPr>
           <w:lang w:val="ru_RU" w:bidi="ru_RU"/>
@@ -387,36 +345,24 @@
         </w:rPr>
         <w:t>В Библии также говорится о праведном гневе. «Праведный гнев» - это крайняя степень негодования внутри святого сердца, неспособного терпеть какой-либо грех. Божий гнев ярко демонстрирует это: человек должен оставаться добрым, но если он грешит, то Бог гневается «за то, что они оставили завет Господа, Бога отцов своих, который Он поставил с ними, когда вывел их из земли Египетской, и пошли, и стали служить иным богам и поклонялся им, богам, которых они не знали и которых Он не назначал им» (</w:t>
       </w:r>
-      <w:hyperlink r:id="rId20">
-        <w:r>
-          <w:rPr>
-            <w:lang w:val="ru_RU" w:bidi="ru_RU"/>
-          </w:rPr>
-          <w:rPr>
-            <w:color w:val="0000EE"/>
-            <w:u w:val="single"/>
-          </w:rPr>
-          <w:t>Втор. 29:25–26</w:t>
-        </w:r>
-      </w:hyperlink>
+      <w:r>
+        <w:rPr>
+          <w:lang w:val="ru_RU" w:bidi="ru_RU"/>
+        </w:rPr>
+        <w:t>Втор. 29:25–26</w:t>
+      </w:r>
       <w:r>
         <w:rPr>
           <w:lang w:val="ru_RU" w:bidi="ru_RU"/>
         </w:rPr>
         <w:t>). Именно такого рода гнев раззгорелся у Моисея на горе Синай и заставил его разбить скрижали завета о землю, когда он увидел золотого тельца и идолопоклонство Израиля (</w:t>
       </w:r>
-      <w:hyperlink r:id="rId21">
-        <w:r>
-          <w:rPr>
-            <w:lang w:val="ru_RU" w:bidi="ru_RU"/>
-          </w:rPr>
-          <w:rPr>
-            <w:color w:val="0000EE"/>
-            <w:u w:val="single"/>
-          </w:rPr>
-          <w:t>Исх. 32:19</w:t>
-        </w:r>
-      </w:hyperlink>
+      <w:r>
+        <w:rPr>
+          <w:lang w:val="ru_RU" w:bidi="ru_RU"/>
+        </w:rPr>
+        <w:t>Исх. 32:19</w:t>
+      </w:r>
       <w:r>
         <w:rPr>
           <w:lang w:val="ru_RU" w:bidi="ru_RU"/>
@@ -437,54 +383,36 @@
         </w:rPr>
         <w:t>В Новом Завете Марк говорит, что Иисус с гневом посмотрел на фарисеев, которые хотели обвинить Его в нарушении их закона (</w:t>
       </w:r>
-      <w:hyperlink r:id="rId22">
-        <w:r>
-          <w:rPr>
-            <w:lang w:val="ru_RU" w:bidi="ru_RU"/>
-          </w:rPr>
-          <w:rPr>
-            <w:color w:val="0000EE"/>
-            <w:u w:val="single"/>
-          </w:rPr>
-          <w:t>Мк. 3:5</w:t>
-        </w:r>
-      </w:hyperlink>
+      <w:r>
+        <w:rPr>
+          <w:lang w:val="ru_RU" w:bidi="ru_RU"/>
+        </w:rPr>
+        <w:t>Мк. 3:5</w:t>
+      </w:r>
       <w:r>
         <w:rPr>
           <w:lang w:val="ru_RU" w:bidi="ru_RU"/>
         </w:rPr>
         <w:t xml:space="preserve">). Мы видим гнев Иисуса, когда Он очистил храм (Ин. </w:t>
       </w:r>
-      <w:hyperlink r:id="rId23">
-        <w:r>
-          <w:rPr>
-            <w:lang w:val="ru_RU" w:bidi="ru_RU"/>
-          </w:rPr>
-          <w:rPr>
-            <w:color w:val="0000EE"/>
-            <w:u w:val="single"/>
-          </w:rPr>
-          <w:t>2:13–22</w:t>
-        </w:r>
-      </w:hyperlink>
+      <w:r>
+        <w:rPr>
+          <w:lang w:val="ru_RU" w:bidi="ru_RU"/>
+        </w:rPr>
+        <w:t>2:13–22</w:t>
+      </w:r>
       <w:r>
         <w:rPr>
           <w:lang w:val="ru_RU" w:bidi="ru_RU"/>
         </w:rPr>
         <w:t>), который должен был быть местом молитвы, но вместо этого использовался для торговли. Поэтому Иисус «вошел в Божий храм и выгнал всех продающих и покупающих в храме. И опрокинул столы меновщиков и скамьи продающих голубей» (</w:t>
       </w:r>
-      <w:hyperlink r:id="rId24">
-        <w:r>
-          <w:rPr>
-            <w:lang w:val="ru_RU" w:bidi="ru_RU"/>
-          </w:rPr>
-          <w:rPr>
-            <w:color w:val="0000EE"/>
-            <w:u w:val="single"/>
-          </w:rPr>
-          <w:t>Мф. 21:12</w:t>
-        </w:r>
-      </w:hyperlink>
+      <w:r>
+        <w:rPr>
+          <w:lang w:val="ru_RU" w:bidi="ru_RU"/>
+        </w:rPr>
+        <w:t>Мф. 21:12</w:t>
+      </w:r>
       <w:r>
         <w:rPr>
           <w:lang w:val="ru_RU" w:bidi="ru_RU"/>
@@ -553,108 +481,72 @@
         </w:rPr>
         <w:t>Проявление гостеприимства в Ветхом Завете можно увидеть на таких примерах, как приём трёх гостей Авраамом (</w:t>
       </w:r>
-      <w:hyperlink r:id="rId25">
-        <w:r>
-          <w:rPr>
-            <w:lang w:val="ru_RU" w:bidi="ru_RU"/>
-          </w:rPr>
-          <w:rPr>
-            <w:color w:val="0000EE"/>
-            <w:u w:val="single"/>
-          </w:rPr>
-          <w:t>Быт. 18:2–8, 16</w:t>
-        </w:r>
-      </w:hyperlink>
+      <w:r>
+        <w:rPr>
+          <w:lang w:val="ru_RU" w:bidi="ru_RU"/>
+        </w:rPr>
+        <w:t>Быт. 18:2–8, 16</w:t>
+      </w:r>
       <w:r>
         <w:rPr>
           <w:lang w:val="ru_RU" w:bidi="ru_RU"/>
         </w:rPr>
         <w:t>), радушие Лавана к слуге Авраама (</w:t>
       </w:r>
-      <w:hyperlink r:id="rId26">
-        <w:r>
-          <w:rPr>
-            <w:lang w:val="ru_RU" w:bidi="ru_RU"/>
-          </w:rPr>
-          <w:rPr>
-            <w:color w:val="0000EE"/>
-            <w:u w:val="single"/>
-          </w:rPr>
-          <w:t>24:15–61</w:t>
-        </w:r>
-      </w:hyperlink>
+      <w:r>
+        <w:rPr>
+          <w:lang w:val="ru_RU" w:bidi="ru_RU"/>
+        </w:rPr>
+        <w:t>24:15–61</w:t>
+      </w:r>
       <w:r>
         <w:rPr>
           <w:lang w:val="ru_RU" w:bidi="ru_RU"/>
         </w:rPr>
         <w:t>) и особое отношение Маноя к ангелу (</w:t>
       </w:r>
-      <w:hyperlink r:id="rId27">
-        <w:r>
-          <w:rPr>
-            <w:lang w:val="ru_RU" w:bidi="ru_RU"/>
-          </w:rPr>
-          <w:rPr>
-            <w:color w:val="0000EE"/>
-            <w:u w:val="single"/>
-          </w:rPr>
-          <w:t>Суд. 13:15</w:t>
-        </w:r>
-      </w:hyperlink>
+      <w:r>
+        <w:rPr>
+          <w:lang w:val="ru_RU" w:bidi="ru_RU"/>
+        </w:rPr>
+        <w:t>Суд. 13:15</w:t>
+      </w:r>
       <w:r>
         <w:rPr>
           <w:lang w:val="ru_RU" w:bidi="ru_RU"/>
         </w:rPr>
         <w:t>). В некоторых случаях хозяин был вынужден пойти на крайние меры, чтобы защитить своих гостей, даже если это приносило вред его собственной семье (</w:t>
       </w:r>
-      <w:hyperlink r:id="rId28">
-        <w:r>
-          <w:rPr>
-            <w:lang w:val="ru_RU" w:bidi="ru_RU"/>
-          </w:rPr>
-          <w:rPr>
-            <w:color w:val="0000EE"/>
-            <w:u w:val="single"/>
-          </w:rPr>
-          <w:t>Быт. 19:1–8</w:t>
-        </w:r>
-      </w:hyperlink>
+      <w:r>
+        <w:rPr>
+          <w:lang w:val="ru_RU" w:bidi="ru_RU"/>
+        </w:rPr>
+        <w:t>Быт. 19:1–8</w:t>
+      </w:r>
       <w:r>
         <w:rPr>
           <w:lang w:val="ru_RU" w:bidi="ru_RU"/>
         </w:rPr>
         <w:t xml:space="preserve">; </w:t>
       </w:r>
-      <w:hyperlink r:id="rId29">
-        <w:r>
-          <w:rPr>
-            <w:lang w:val="ru_RU" w:bidi="ru_RU"/>
-          </w:rPr>
-          <w:rPr>
-            <w:color w:val="0000EE"/>
-            <w:u w:val="single"/>
-          </w:rPr>
-          <w:t>Суд. 19:14–24</w:t>
-        </w:r>
-      </w:hyperlink>
+      <w:r>
+        <w:rPr>
+          <w:lang w:val="ru_RU" w:bidi="ru_RU"/>
+        </w:rPr>
+        <w:t>Суд. 19:14–24</w:t>
+      </w:r>
       <w:r>
         <w:rPr>
           <w:lang w:val="ru_RU" w:bidi="ru_RU"/>
         </w:rPr>
         <w:t>). Стоит обратить внимание на гостеприимство семьи сунамитянки, оказанное Елисею, хотя для нее он не был чужестранцем (</w:t>
       </w:r>
-      <w:hyperlink r:id="rId30">
-        <w:r>
-          <w:rPr>
-            <w:lang w:val="ru_RU" w:bidi="ru_RU"/>
-          </w:rPr>
-          <w:rPr>
-            <w:color w:val="0000EE"/>
-            <w:u w:val="single"/>
-          </w:rPr>
-          <w:t>4 Цар. 4:10</w:t>
-        </w:r>
-      </w:hyperlink>
+      <w:r>
+        <w:rPr>
+          <w:lang w:val="ru_RU" w:bidi="ru_RU"/>
+        </w:rPr>
+        <w:t>4 Цар. 4:10</w:t>
+      </w:r>
       <w:r>
         <w:rPr>
           <w:lang w:val="ru_RU" w:bidi="ru_RU"/>
@@ -675,126 +567,84 @@
         </w:rPr>
         <w:t>В Новом Завете хорошо видно, что Иисус, посылая Своих учеников на проповедь, также полагался на общепринятую практику гостеприимства (</w:t>
       </w:r>
-      <w:hyperlink r:id="rId31">
-        <w:r>
-          <w:rPr>
-            <w:lang w:val="ru_RU" w:bidi="ru_RU"/>
-          </w:rPr>
-          <w:rPr>
-            <w:color w:val="0000EE"/>
-            <w:u w:val="single"/>
-          </w:rPr>
-          <w:t>Лк. 10:7</w:t>
-        </w:r>
-      </w:hyperlink>
+      <w:r>
+        <w:rPr>
+          <w:lang w:val="ru_RU" w:bidi="ru_RU"/>
+        </w:rPr>
+        <w:t>Лк. 10:7</w:t>
+      </w:r>
       <w:r>
         <w:rPr>
           <w:lang w:val="ru_RU" w:bidi="ru_RU"/>
         </w:rPr>
         <w:t>), а также когда отправлялся куда-то Сам. Если христиане принимали у себя в доме странствующих миссионеров, проповедовавших Евангелие, то они заслуживали всеобщего одобрения (</w:t>
       </w:r>
-      <w:hyperlink r:id="rId32">
-        <w:r>
-          <w:rPr>
-            <w:lang w:val="ru_RU" w:bidi="ru_RU"/>
-          </w:rPr>
-          <w:rPr>
-            <w:color w:val="0000EE"/>
-            <w:u w:val="single"/>
-          </w:rPr>
-          <w:t>Евр. 13:2</w:t>
-        </w:r>
-      </w:hyperlink>
+      <w:r>
+        <w:rPr>
+          <w:lang w:val="ru_RU" w:bidi="ru_RU"/>
+        </w:rPr>
+        <w:t>Евр. 13:2</w:t>
+      </w:r>
       <w:r>
         <w:rPr>
           <w:lang w:val="ru_RU" w:bidi="ru_RU"/>
         </w:rPr>
         <w:t xml:space="preserve">; </w:t>
       </w:r>
-      <w:hyperlink r:id="rId33">
-        <w:r>
-          <w:rPr>
-            <w:lang w:val="ru_RU" w:bidi="ru_RU"/>
-          </w:rPr>
-          <w:rPr>
-            <w:color w:val="0000EE"/>
-            <w:u w:val="single"/>
-          </w:rPr>
-          <w:t>1 Пет. 4:9</w:t>
-        </w:r>
-      </w:hyperlink>
+      <w:r>
+        <w:rPr>
+          <w:lang w:val="ru_RU" w:bidi="ru_RU"/>
+        </w:rPr>
+        <w:t>1 Пет. 4:9</w:t>
+      </w:r>
       <w:r>
         <w:rPr>
           <w:lang w:val="ru_RU" w:bidi="ru_RU"/>
         </w:rPr>
         <w:t xml:space="preserve">; </w:t>
       </w:r>
-      <w:hyperlink r:id="rId34">
-        <w:r>
-          <w:rPr>
-            <w:lang w:val="ru_RU" w:bidi="ru_RU"/>
-          </w:rPr>
-          <w:rPr>
-            <w:color w:val="0000EE"/>
-            <w:u w:val="single"/>
-          </w:rPr>
-          <w:t>3 Ин.1:5–8</w:t>
-        </w:r>
-      </w:hyperlink>
+      <w:r>
+        <w:rPr>
+          <w:lang w:val="ru_RU" w:bidi="ru_RU"/>
+        </w:rPr>
+        <w:t>3 Ин.1:5–8</w:t>
+      </w:r>
       <w:r>
         <w:rPr>
           <w:lang w:val="ru_RU" w:bidi="ru_RU"/>
         </w:rPr>
         <w:t>). Руководители церкви не должны были пренебрегать гостеприимством или уклоняться от него (</w:t>
       </w:r>
-      <w:hyperlink r:id="rId35">
-        <w:r>
-          <w:rPr>
-            <w:lang w:val="ru_RU" w:bidi="ru_RU"/>
-          </w:rPr>
-          <w:rPr>
-            <w:color w:val="0000EE"/>
-            <w:u w:val="single"/>
-          </w:rPr>
-          <w:t>1 Тим. 3:2</w:t>
-        </w:r>
-      </w:hyperlink>
+      <w:r>
+        <w:rPr>
+          <w:lang w:val="ru_RU" w:bidi="ru_RU"/>
+        </w:rPr>
+        <w:t>1 Тим. 3:2</w:t>
+      </w:r>
       <w:r>
         <w:rPr>
           <w:lang w:val="ru_RU" w:bidi="ru_RU"/>
         </w:rPr>
         <w:t xml:space="preserve">; </w:t>
       </w:r>
-      <w:hyperlink r:id="rId36">
-        <w:r>
-          <w:rPr>
-            <w:lang w:val="ru_RU" w:bidi="ru_RU"/>
-          </w:rPr>
-          <w:rPr>
-            <w:color w:val="0000EE"/>
-            <w:u w:val="single"/>
-          </w:rPr>
-          <w:t>Тит</w:t>
-        </w:r>
-      </w:hyperlink>
+      <w:r>
+        <w:rPr>
+          <w:lang w:val="ru_RU" w:bidi="ru_RU"/>
+        </w:rPr>
+        <w:t>Тит</w:t>
+      </w:r>
       <w:r>
         <w:rPr>
           <w:lang w:val="ru_RU" w:bidi="ru_RU"/>
         </w:rPr>
         <w:t>. 1:8), чтобы не дать повода к осуждению (</w:t>
       </w:r>
-      <w:hyperlink r:id="rId37">
-        <w:r>
-          <w:rPr>
-            <w:lang w:val="ru_RU" w:bidi="ru_RU"/>
-          </w:rPr>
-          <w:rPr>
-            <w:color w:val="0000EE"/>
-            <w:u w:val="single"/>
-          </w:rPr>
-          <w:t>Мф. 25:43–46</w:t>
-        </w:r>
-      </w:hyperlink>
+      <w:r>
+        <w:rPr>
+          <w:lang w:val="ru_RU" w:bidi="ru_RU"/>
+        </w:rPr>
+        <w:t>Мф. 25:43–46</w:t>
+      </w:r>
       <w:r>
         <w:rPr>
           <w:lang w:val="ru_RU" w:bidi="ru_RU"/>
@@ -1080,18 +930,12 @@
         </w:rPr>
         <w:t>Хотя большинство авторов Нового Завета были евреями, они писали на греческом языке, общепринятом языке своего времени. Кроме того, апостол Иоанн, похоже, был знаком с греческой философией, которая повлияла на его стиль. Иоанн использовал термин «слово» (по-гречески logos ̶ логос ) по отношению ко Христу (</w:t>
       </w:r>
-      <w:hyperlink r:id="rId38">
-        <w:r>
-          <w:rPr>
-            <w:lang w:val="ru_RU" w:bidi="ru_RU"/>
-          </w:rPr>
-          <w:rPr>
-            <w:color w:val="0000EE"/>
-            <w:u w:val="single"/>
-          </w:rPr>
-          <w:t>Ин.1:1</w:t>
-        </w:r>
-      </w:hyperlink>
+      <w:r>
+        <w:rPr>
+          <w:lang w:val="ru_RU" w:bidi="ru_RU"/>
+        </w:rPr>
+        <w:t>Ин.1:1</w:t>
+      </w:r>
       <w:r>
         <w:rPr>
           <w:lang w:val="ru_RU" w:bidi="ru_RU"/>
@@ -1112,54 +956,36 @@
         </w:rPr>
         <w:t>Апостол Павел также был знаком с греческими авторами (</w:t>
       </w:r>
-      <w:hyperlink r:id="rId39">
-        <w:r>
-          <w:rPr>
-            <w:lang w:val="ru_RU" w:bidi="ru_RU"/>
-          </w:rPr>
-          <w:rPr>
-            <w:color w:val="0000EE"/>
-            <w:u w:val="single"/>
-          </w:rPr>
-          <w:t>Деян.17:28</w:t>
-        </w:r>
-      </w:hyperlink>
+      <w:r>
+        <w:rPr>
+          <w:lang w:val="ru_RU" w:bidi="ru_RU"/>
+        </w:rPr>
+        <w:t>Деян.17:28</w:t>
+      </w:r>
       <w:r>
         <w:rPr>
           <w:lang w:val="ru_RU" w:bidi="ru_RU"/>
         </w:rPr>
         <w:t xml:space="preserve">; </w:t>
       </w:r>
-      <w:hyperlink r:id="rId40">
-        <w:r>
-          <w:rPr>
-            <w:lang w:val="ru_RU" w:bidi="ru_RU"/>
-          </w:rPr>
-          <w:rPr>
-            <w:color w:val="0000EE"/>
-            <w:u w:val="single"/>
-          </w:rPr>
-          <w:t>1Кор.15:33</w:t>
-        </w:r>
-      </w:hyperlink>
+      <w:r>
+        <w:rPr>
+          <w:lang w:val="ru_RU" w:bidi="ru_RU"/>
+        </w:rPr>
+        <w:t>1Кор.15:33</w:t>
+      </w:r>
       <w:r>
         <w:rPr>
           <w:lang w:val="ru_RU" w:bidi="ru_RU"/>
         </w:rPr>
         <w:t xml:space="preserve">; </w:t>
       </w:r>
-      <w:hyperlink r:id="rId41">
-        <w:r>
-          <w:rPr>
-            <w:lang w:val="ru_RU" w:bidi="ru_RU"/>
-          </w:rPr>
-          <w:rPr>
-            <w:color w:val="0000EE"/>
-            <w:u w:val="single"/>
-          </w:rPr>
-          <w:t>Тит.1:12</w:t>
-        </w:r>
-      </w:hyperlink>
+      <w:r>
+        <w:rPr>
+          <w:lang w:val="ru_RU" w:bidi="ru_RU"/>
+        </w:rPr>
+        <w:t>Тит.1:12</w:t>
+      </w:r>
       <w:r>
         <w:rPr>
           <w:lang w:val="ru_RU" w:bidi="ru_RU"/>
@@ -1326,18 +1152,12 @@
         </w:rPr>
         <w:t>Чтобы понять значение новозаветных слов, используются лексиконы классического греческого языка, однако этого не достаточно. Необходимо знать, как слово использовалось в греческом Ветхом Завете, в эллинистической литературе, а также в надписях и документах, которые отражали язык повседневной жизни. Папирусы дают много примеров значений слов, используемых в Новом Завете. Например, некогда считалось, что греческое слово, переведённое как «сбор (денег)» (</w:t>
       </w:r>
-      <w:hyperlink r:id="rId42">
-        <w:r>
-          <w:rPr>
-            <w:lang w:val="ru_RU" w:bidi="ru_RU"/>
-          </w:rPr>
-          <w:rPr>
-            <w:color w:val="0000EE"/>
-            <w:u w:val="single"/>
-          </w:rPr>
-          <w:t>1Кор.16:1</w:t>
-        </w:r>
-      </w:hyperlink>
+      <w:r>
+        <w:rPr>
+          <w:lang w:val="ru_RU" w:bidi="ru_RU"/>
+        </w:rPr>
+        <w:t>1Кор.16:1</w:t>
+      </w:r>
       <w:r>
         <w:rPr>
           <w:lang w:val="ru_RU" w:bidi="ru_RU"/>
